--- a/docs/manual-usuario.docx
+++ b/docs/manual-usuario.docx
@@ -2,7 +2,7 @@
 <file path=word/document.xml><?xml version="1.0" encoding="utf-8"?>
 <w:document xmlns:w="http://schemas.openxmlformats.org/wordprocessingml/2006/main" xmlns:m="http://schemas.openxmlformats.org/officeDocument/2006/math" xmlns:r="http://schemas.openxmlformats.org/officeDocument/2006/relationships" xmlns:o="urn:schemas-microsoft-com:office:office" xmlns:v="urn:schemas-microsoft-com:vml" xmlns:w10="urn:schemas-microsoft-com:office:word" xmlns:a="http://schemas.openxmlformats.org/drawingml/2006/main" xmlns:pic="http://schemas.openxmlformats.org/drawingml/2006/picture" xmlns:wp="http://schemas.openxmlformats.org/drawingml/2006/wordprocessingDrawing">
   <w:body>
-    <w:bookmarkStart w:id="61" w:name="X2ce89106fdbf3f9769b000cc970a4ebdba55972"/>
+    <w:bookmarkStart w:id="57" w:name="X2ce89106fdbf3f9769b000cc970a4ebdba55972"/>
     <w:p>
       <w:pPr>
         <w:pStyle w:val="Heading1"/>
@@ -833,31 +833,190 @@
         <w:t xml:space="preserve">sudo dnf install python3-tkinter</w:t>
       </w:r>
     </w:p>
-    <w:p>
-      <w:r>
-        <w:pict>
-          <v:rect style="width:0;height:1.5pt" o:hralign="center" o:hrstd="t" o:hr="t"/>
-        </w:pict>
-      </w:r>
-    </w:p>
     <w:bookmarkEnd w:id="28"/>
     <w:bookmarkEnd w:id="29"/>
-    <w:bookmarkStart w:id="33" w:name="instalación-1"/>
+    <w:bookmarkStart w:id="46" w:name="guía-de-uso"/>
     <w:p>
       <w:pPr>
         <w:pStyle w:val="Heading2"/>
       </w:pPr>
       <w:r>
-        <w:t xml:space="preserve">3. Instalación</w:t>
-      </w:r>
-    </w:p>
-    <w:bookmarkStart w:id="30" w:name="descargar-el-proyecto-1"/>
+        <w:t xml:space="preserve">4. Guía de Uso</w:t>
+      </w:r>
+    </w:p>
+    <w:bookmarkStart w:id="32" w:name="pantalla-principal"/>
     <w:p>
       <w:pPr>
         <w:pStyle w:val="Heading3"/>
       </w:pPr>
       <w:r>
-        <w:t xml:space="preserve">3.1 Descargar el proyecto</w:t>
+        <w:t xml:space="preserve">4.1 Pantalla Principal</w:t>
+      </w:r>
+    </w:p>
+    <w:p>
+      <w:pPr>
+        <w:pStyle w:val="FirstParagraph"/>
+      </w:pPr>
+      <w:r>
+        <w:t xml:space="preserve">Al ejecutar</w:t>
+      </w:r>
+      <w:r>
+        <w:t xml:space="preserve"> </w:t>
+      </w:r>
+      <w:r>
+        <w:rPr>
+          <w:rStyle w:val="VerbatimChar"/>
+        </w:rPr>
+        <w:t xml:space="preserve">main.py</w:t>
+      </w:r>
+      <w:r>
+        <w:t xml:space="preserve">, se muestra la ventana principal del sistema. Esta ventana contiene:</w:t>
+      </w:r>
+    </w:p>
+    <w:p>
+      <w:pPr>
+        <w:pStyle w:val="SourceCode"/>
+      </w:pPr>
+      <w:r>
+        <w:rPr>
+          <w:rStyle w:val="VerbatimChar"/>
+        </w:rPr>
+        <w:t xml:space="preserve">┌─────────────────────────────────────────────────────┐</w:t>
+      </w:r>
+      <w:r>
+        <w:br/>
+      </w:r>
+      <w:r>
+        <w:rPr>
+          <w:rStyle w:val="VerbatimChar"/>
+        </w:rPr>
+        <w:t xml:space="preserve">│  Socios │ Libros │ Préstamos │ Reservas             │  ← Menú superior</w:t>
+      </w:r>
+      <w:r>
+        <w:br/>
+      </w:r>
+      <w:r>
+        <w:rPr>
+          <w:rStyle w:val="VerbatimChar"/>
+        </w:rPr>
+        <w:t xml:space="preserve">├─────────────────────────────────────────────────────┤</w:t>
+      </w:r>
+      <w:r>
+        <w:br/>
+      </w:r>
+      <w:r>
+        <w:rPr>
+          <w:rStyle w:val="VerbatimChar"/>
+        </w:rPr>
+        <w:t xml:space="preserve">│                                                     │</w:t>
+      </w:r>
+      <w:r>
+        <w:br/>
+      </w:r>
+      <w:r>
+        <w:rPr>
+          <w:rStyle w:val="VerbatimChar"/>
+        </w:rPr>
+        <w:t xml:space="preserve">│         SISTEMA DE GESTIÓN DE BIBLIOTECA            │</w:t>
+      </w:r>
+      <w:r>
+        <w:br/>
+      </w:r>
+      <w:r>
+        <w:rPr>
+          <w:rStyle w:val="VerbatimChar"/>
+        </w:rPr>
+        <w:t xml:space="preserve">│              Universidad Agraria del Ecuador         │</w:t>
+      </w:r>
+      <w:r>
+        <w:br/>
+      </w:r>
+      <w:r>
+        <w:rPr>
+          <w:rStyle w:val="VerbatimChar"/>
+        </w:rPr>
+        <w:t xml:space="preserve">│              Grupo #1 - Programación 2               │</w:t>
+      </w:r>
+      <w:r>
+        <w:br/>
+      </w:r>
+      <w:r>
+        <w:rPr>
+          <w:rStyle w:val="VerbatimChar"/>
+        </w:rPr>
+        <w:t xml:space="preserve">│                                                     │</w:t>
+      </w:r>
+      <w:r>
+        <w:br/>
+      </w:r>
+      <w:r>
+        <w:rPr>
+          <w:rStyle w:val="VerbatimChar"/>
+        </w:rPr>
+        <w:t xml:space="preserve">│              ┌─────────────────────┐                 │</w:t>
+      </w:r>
+      <w:r>
+        <w:br/>
+      </w:r>
+      <w:r>
+        <w:rPr>
+          <w:rStyle w:val="VerbatimChar"/>
+        </w:rPr>
+        <w:t xml:space="preserve">│              │   ACCESO RÁPIDO     │                 │</w:t>
+      </w:r>
+      <w:r>
+        <w:br/>
+      </w:r>
+      <w:r>
+        <w:rPr>
+          <w:rStyle w:val="VerbatimChar"/>
+        </w:rPr>
+        <w:t xml:space="preserve">│              ├─────────────────────┤                 │</w:t>
+      </w:r>
+      <w:r>
+        <w:br/>
+      </w:r>
+      <w:r>
+        <w:rPr>
+          <w:rStyle w:val="VerbatimChar"/>
+        </w:rPr>
+        <w:t xml:space="preserve">│  [Registrar Socio]  [Agregar Libro]                  │</w:t>
+      </w:r>
+      <w:r>
+        <w:br/>
+      </w:r>
+      <w:r>
+        <w:rPr>
+          <w:rStyle w:val="VerbatimChar"/>
+        </w:rPr>
+        <w:t xml:space="preserve">│  [Realizar Préstamo] [Registrar Devolución]          │</w:t>
+      </w:r>
+      <w:r>
+        <w:br/>
+      </w:r>
+      <w:r>
+        <w:rPr>
+          <w:rStyle w:val="VerbatimChar"/>
+        </w:rPr>
+        <w:t xml:space="preserve">│              └─────────────────────┘                 │</w:t>
+      </w:r>
+      <w:r>
+        <w:br/>
+      </w:r>
+      <w:r>
+        <w:rPr>
+          <w:rStyle w:val="VerbatimChar"/>
+        </w:rPr>
+        <w:t xml:space="preserve">│                                                     │</w:t>
+      </w:r>
+      <w:r>
+        <w:br/>
+      </w:r>
+      <w:r>
+        <w:rPr>
+          <w:rStyle w:val="VerbatimChar"/>
+        </w:rPr>
+        <w:t xml:space="preserve">└─────────────────────────────────────────────────────┘</w:t>
       </w:r>
     </w:p>
     <w:p>
@@ -869,555 +1028,6 @@
           <w:b/>
           <w:bCs/>
         </w:rPr>
-        <w:t xml:space="preserve">Opción 1 — Clonar con Git (recomendado):</w:t>
-      </w:r>
-    </w:p>
-    <w:p>
-      <w:pPr>
-        <w:pStyle w:val="SourceCode"/>
-      </w:pPr>
-      <w:r>
-        <w:rPr>
-          <w:rStyle w:val="FunctionTok"/>
-        </w:rPr>
-        <w:t xml:space="preserve">git</w:t>
-      </w:r>
-      <w:r>
-        <w:rPr>
-          <w:rStyle w:val="NormalTok"/>
-        </w:rPr>
-        <w:t xml:space="preserve"> clone https://github.com/josuepaz80-usitee/sistema-biblioteca-prog2.git</w:t>
-      </w:r>
-      <w:r>
-        <w:br/>
-      </w:r>
-      <w:r>
-        <w:rPr>
-          <w:rStyle w:val="BuiltInTok"/>
-        </w:rPr>
-        <w:t xml:space="preserve">cd</w:t>
-      </w:r>
-      <w:r>
-        <w:rPr>
-          <w:rStyle w:val="NormalTok"/>
-        </w:rPr>
-        <w:t xml:space="preserve"> sistema-biblioteca-prog2</w:t>
-      </w:r>
-    </w:p>
-    <w:p>
-      <w:pPr>
-        <w:pStyle w:val="FirstParagraph"/>
-      </w:pPr>
-      <w:r>
-        <w:rPr>
-          <w:b/>
-          <w:bCs/>
-        </w:rPr>
-        <w:t xml:space="preserve">Opción 2 — Descargar ZIP:</w:t>
-      </w:r>
-      <w:r>
-        <w:t xml:space="preserve"> </w:t>
-      </w:r>
-      <w:r>
-        <w:t xml:space="preserve">1. Ir a https://github.com/josuepaz80-usitee/sistema-biblioteca-prog2</w:t>
-      </w:r>
-      <w:r>
-        <w:t xml:space="preserve"> </w:t>
-      </w:r>
-      <w:r>
-        <w:t xml:space="preserve">2. Hacer clic en el botón verde</w:t>
-      </w:r>
-      <w:r>
-        <w:t xml:space="preserve"> </w:t>
-      </w:r>
-      <w:r>
-        <w:rPr>
-          <w:b/>
-          <w:bCs/>
-        </w:rPr>
-        <w:t xml:space="preserve">“</w:t>
-      </w:r>
-      <w:r>
-        <w:rPr>
-          <w:b/>
-          <w:bCs/>
-        </w:rPr>
-        <w:t xml:space="preserve">&lt;&gt; Code</w:t>
-      </w:r>
-      <w:r>
-        <w:rPr>
-          <w:b/>
-          <w:bCs/>
-        </w:rPr>
-        <w:t xml:space="preserve">”</w:t>
-      </w:r>
-      <w:r>
-        <w:t xml:space="preserve"> </w:t>
-      </w:r>
-      <w:r>
-        <w:t xml:space="preserve">→</w:t>
-      </w:r>
-      <w:r>
-        <w:t xml:space="preserve"> </w:t>
-      </w:r>
-      <w:r>
-        <w:rPr>
-          <w:b/>
-          <w:bCs/>
-        </w:rPr>
-        <w:t xml:space="preserve">“</w:t>
-      </w:r>
-      <w:r>
-        <w:rPr>
-          <w:b/>
-          <w:bCs/>
-        </w:rPr>
-        <w:t xml:space="preserve">Download ZIP</w:t>
-      </w:r>
-      <w:r>
-        <w:rPr>
-          <w:b/>
-          <w:bCs/>
-        </w:rPr>
-        <w:t xml:space="preserve">”</w:t>
-      </w:r>
-      <w:r>
-        <w:t xml:space="preserve"> </w:t>
-      </w:r>
-      <w:r>
-        <w:t xml:space="preserve">3. Descomprimir el archivo en una carpeta de su PC</w:t>
-      </w:r>
-    </w:p>
-    <w:bookmarkEnd w:id="30"/>
-    <w:bookmarkStart w:id="31" w:name="crear-la-base-de-datos-1"/>
-    <w:p>
-      <w:pPr>
-        <w:pStyle w:val="Heading3"/>
-      </w:pPr>
-      <w:r>
-        <w:t xml:space="preserve">3.2 Crear la base de datos</w:t>
-      </w:r>
-    </w:p>
-    <w:p>
-      <w:pPr>
-        <w:pStyle w:val="FirstParagraph"/>
-      </w:pPr>
-      <w:r>
-        <w:t xml:space="preserve">Ejecute el siguiente comando en la terminal dentro de la carpeta del proyecto:</w:t>
-      </w:r>
-    </w:p>
-    <w:p>
-      <w:pPr>
-        <w:pStyle w:val="SourceCode"/>
-      </w:pPr>
-      <w:r>
-        <w:rPr>
-          <w:rStyle w:val="ExtensionTok"/>
-        </w:rPr>
-        <w:t xml:space="preserve">python</w:t>
-      </w:r>
-      <w:r>
-        <w:rPr>
-          <w:rStyle w:val="NormalTok"/>
-        </w:rPr>
-        <w:t xml:space="preserve"> seed.py</w:t>
-      </w:r>
-    </w:p>
-    <w:p>
-      <w:pPr>
-        <w:pStyle w:val="FirstParagraph"/>
-      </w:pPr>
-      <w:r>
-        <w:t xml:space="preserve">Este comando crea el archivo</w:t>
-      </w:r>
-      <w:r>
-        <w:t xml:space="preserve"> </w:t>
-      </w:r>
-      <w:r>
-        <w:rPr>
-          <w:rStyle w:val="VerbatimChar"/>
-        </w:rPr>
-        <w:t xml:space="preserve">db/biblioteca.db</w:t>
-      </w:r>
-      <w:r>
-        <w:t xml:space="preserve"> </w:t>
-      </w:r>
-      <w:r>
-        <w:t xml:space="preserve">con:</w:t>
-      </w:r>
-      <w:r>
-        <w:t xml:space="preserve"> </w:t>
-      </w:r>
-      <w:r>
-        <w:t xml:space="preserve">- 7 socios de prueba (estudiantes y docentes)</w:t>
-      </w:r>
-      <w:r>
-        <w:t xml:space="preserve"> </w:t>
-      </w:r>
-      <w:r>
-        <w:t xml:space="preserve">- 8 libros en el catálogo</w:t>
-      </w:r>
-      <w:r>
-        <w:t xml:space="preserve"> </w:t>
-      </w:r>
-      <w:r>
-        <w:t xml:space="preserve">- Sin préstamos ni reservas registrados</w:t>
-      </w:r>
-    </w:p>
-    <w:bookmarkEnd w:id="31"/>
-    <w:bookmarkStart w:id="32" w:name="iniciar-el-sistema-1"/>
-    <w:p>
-      <w:pPr>
-        <w:pStyle w:val="Heading3"/>
-      </w:pPr>
-      <w:r>
-        <w:t xml:space="preserve">3.3 Iniciar el sistema</w:t>
-      </w:r>
-    </w:p>
-    <w:p>
-      <w:pPr>
-        <w:pStyle w:val="SourceCode"/>
-      </w:pPr>
-      <w:r>
-        <w:rPr>
-          <w:rStyle w:val="ExtensionTok"/>
-        </w:rPr>
-        <w:t xml:space="preserve">python</w:t>
-      </w:r>
-      <w:r>
-        <w:rPr>
-          <w:rStyle w:val="NormalTok"/>
-        </w:rPr>
-        <w:t xml:space="preserve"> main.py</w:t>
-      </w:r>
-    </w:p>
-    <w:p>
-      <w:pPr>
-        <w:pStyle w:val="FirstParagraph"/>
-      </w:pPr>
-      <w:r>
-        <w:t xml:space="preserve">Aparecerá la ventana principal del sistema lista para usar.</w:t>
-      </w:r>
-    </w:p>
-    <w:p>
-      <w:pPr>
-        <w:pStyle w:val="BlockText"/>
-      </w:pPr>
-      <w:r>
-        <w:rPr>
-          <w:b/>
-          <w:bCs/>
-        </w:rPr>
-        <w:t xml:space="preserve">Nota:</w:t>
-      </w:r>
-      <w:r>
-        <w:t xml:space="preserve"> </w:t>
-      </w:r>
-      <w:r>
-        <w:t xml:space="preserve">Si aparece un error de</w:t>
-      </w:r>
-      <w:r>
-        <w:t xml:space="preserve"> </w:t>
-      </w:r>
-      <w:r>
-        <w:rPr>
-          <w:rStyle w:val="VerbatimChar"/>
-        </w:rPr>
-        <w:t xml:space="preserve">ModuleNotFoundError: No module named 'tkinter'</w:t>
-      </w:r>
-      <w:r>
-        <w:t xml:space="preserve">, instale Tkinter:</w:t>
-      </w:r>
-      <w:r>
-        <w:t xml:space="preserve"> </w:t>
-      </w:r>
-      <w:r>
-        <w:t xml:space="preserve">-</w:t>
-      </w:r>
-      <w:r>
-        <w:t xml:space="preserve"> </w:t>
-      </w:r>
-      <w:r>
-        <w:rPr>
-          <w:b/>
-          <w:bCs/>
-        </w:rPr>
-        <w:t xml:space="preserve">Windows/macOS:</w:t>
-      </w:r>
-      <w:r>
-        <w:t xml:space="preserve"> </w:t>
-      </w:r>
-      <w:r>
-        <w:t xml:space="preserve">Viene incluido con Python. Reinstale Python y asegúrese de marcar la casilla</w:t>
-      </w:r>
-      <w:r>
-        <w:t xml:space="preserve"> </w:t>
-      </w:r>
-      <w:r>
-        <w:t xml:space="preserve">“</w:t>
-      </w:r>
-      <w:r>
-        <w:t xml:space="preserve">tcl/tk and IDLE</w:t>
-      </w:r>
-      <w:r>
-        <w:t xml:space="preserve">”</w:t>
-      </w:r>
-      <w:r>
-        <w:t xml:space="preserve">.</w:t>
-      </w:r>
-      <w:r>
-        <w:t xml:space="preserve"> </w:t>
-      </w:r>
-      <w:r>
-        <w:t xml:space="preserve">-</w:t>
-      </w:r>
-      <w:r>
-        <w:t xml:space="preserve"> </w:t>
-      </w:r>
-      <w:r>
-        <w:rPr>
-          <w:b/>
-          <w:bCs/>
-        </w:rPr>
-        <w:t xml:space="preserve">Linux (Debian/Ubuntu):</w:t>
-      </w:r>
-      <w:r>
-        <w:t xml:space="preserve"> </w:t>
-      </w:r>
-      <w:r>
-        <w:rPr>
-          <w:rStyle w:val="VerbatimChar"/>
-        </w:rPr>
-        <w:t xml:space="preserve">sudo apt install python3-tk</w:t>
-      </w:r>
-      <w:r>
-        <w:t xml:space="preserve"> </w:t>
-      </w:r>
-      <w:r>
-        <w:t xml:space="preserve">-</w:t>
-      </w:r>
-      <w:r>
-        <w:t xml:space="preserve"> </w:t>
-      </w:r>
-      <w:r>
-        <w:rPr>
-          <w:b/>
-          <w:bCs/>
-        </w:rPr>
-        <w:t xml:space="preserve">Linux (Fedora):</w:t>
-      </w:r>
-      <w:r>
-        <w:t xml:space="preserve"> </w:t>
-      </w:r>
-      <w:r>
-        <w:rPr>
-          <w:rStyle w:val="VerbatimChar"/>
-        </w:rPr>
-        <w:t xml:space="preserve">sudo dnf install python3-tkinter</w:t>
-      </w:r>
-    </w:p>
-    <w:p>
-      <w:r>
-        <w:pict>
-          <v:rect style="width:0;height:1.5pt" o:hralign="center" o:hrstd="t" o:hr="t"/>
-        </w:pict>
-      </w:r>
-    </w:p>
-    <w:bookmarkEnd w:id="32"/>
-    <w:bookmarkEnd w:id="33"/>
-    <w:bookmarkStart w:id="50" w:name="guía-de-uso"/>
-    <w:p>
-      <w:pPr>
-        <w:pStyle w:val="Heading2"/>
-      </w:pPr>
-      <w:r>
-        <w:t xml:space="preserve">4. Guía de Uso</w:t>
-      </w:r>
-    </w:p>
-    <w:bookmarkStart w:id="36" w:name="pantalla-principal"/>
-    <w:p>
-      <w:pPr>
-        <w:pStyle w:val="Heading3"/>
-      </w:pPr>
-      <w:r>
-        <w:t xml:space="preserve">4.1 Pantalla Principal</w:t>
-      </w:r>
-    </w:p>
-    <w:p>
-      <w:pPr>
-        <w:pStyle w:val="FirstParagraph"/>
-      </w:pPr>
-      <w:r>
-        <w:t xml:space="preserve">Al ejecutar</w:t>
-      </w:r>
-      <w:r>
-        <w:t xml:space="preserve"> </w:t>
-      </w:r>
-      <w:r>
-        <w:rPr>
-          <w:rStyle w:val="VerbatimChar"/>
-        </w:rPr>
-        <w:t xml:space="preserve">main.py</w:t>
-      </w:r>
-      <w:r>
-        <w:t xml:space="preserve">, se muestra la ventana principal del sistema. Esta ventana contiene:</w:t>
-      </w:r>
-    </w:p>
-    <w:p>
-      <w:pPr>
-        <w:pStyle w:val="SourceCode"/>
-      </w:pPr>
-      <w:r>
-        <w:rPr>
-          <w:rStyle w:val="VerbatimChar"/>
-        </w:rPr>
-        <w:t xml:space="preserve">┌─────────────────────────────────────────────────────┐</w:t>
-      </w:r>
-      <w:r>
-        <w:br/>
-      </w:r>
-      <w:r>
-        <w:rPr>
-          <w:rStyle w:val="VerbatimChar"/>
-        </w:rPr>
-        <w:t xml:space="preserve">│  Socios │ Libros │ Préstamos │ Reservas             │  ← Menú superior</w:t>
-      </w:r>
-      <w:r>
-        <w:br/>
-      </w:r>
-      <w:r>
-        <w:rPr>
-          <w:rStyle w:val="VerbatimChar"/>
-        </w:rPr>
-        <w:t xml:space="preserve">├─────────────────────────────────────────────────────┤</w:t>
-      </w:r>
-      <w:r>
-        <w:br/>
-      </w:r>
-      <w:r>
-        <w:rPr>
-          <w:rStyle w:val="VerbatimChar"/>
-        </w:rPr>
-        <w:t xml:space="preserve">│                                                     │</w:t>
-      </w:r>
-      <w:r>
-        <w:br/>
-      </w:r>
-      <w:r>
-        <w:rPr>
-          <w:rStyle w:val="VerbatimChar"/>
-        </w:rPr>
-        <w:t xml:space="preserve">│         SISTEMA DE GESTIÓN DE BIBLIOTECA            │</w:t>
-      </w:r>
-      <w:r>
-        <w:br/>
-      </w:r>
-      <w:r>
-        <w:rPr>
-          <w:rStyle w:val="VerbatimChar"/>
-        </w:rPr>
-        <w:t xml:space="preserve">│              Universidad Agraria del Ecuador         │</w:t>
-      </w:r>
-      <w:r>
-        <w:br/>
-      </w:r>
-      <w:r>
-        <w:rPr>
-          <w:rStyle w:val="VerbatimChar"/>
-        </w:rPr>
-        <w:t xml:space="preserve">│              Grupo #1 - Programación 2               │</w:t>
-      </w:r>
-      <w:r>
-        <w:br/>
-      </w:r>
-      <w:r>
-        <w:rPr>
-          <w:rStyle w:val="VerbatimChar"/>
-        </w:rPr>
-        <w:t xml:space="preserve">│                                                     │</w:t>
-      </w:r>
-      <w:r>
-        <w:br/>
-      </w:r>
-      <w:r>
-        <w:rPr>
-          <w:rStyle w:val="VerbatimChar"/>
-        </w:rPr>
-        <w:t xml:space="preserve">│              ┌─────────────────────┐                 │</w:t>
-      </w:r>
-      <w:r>
-        <w:br/>
-      </w:r>
-      <w:r>
-        <w:rPr>
-          <w:rStyle w:val="VerbatimChar"/>
-        </w:rPr>
-        <w:t xml:space="preserve">│              │   ACCESO RÁPIDO     │                 │</w:t>
-      </w:r>
-      <w:r>
-        <w:br/>
-      </w:r>
-      <w:r>
-        <w:rPr>
-          <w:rStyle w:val="VerbatimChar"/>
-        </w:rPr>
-        <w:t xml:space="preserve">│              ├─────────────────────┤                 │</w:t>
-      </w:r>
-      <w:r>
-        <w:br/>
-      </w:r>
-      <w:r>
-        <w:rPr>
-          <w:rStyle w:val="VerbatimChar"/>
-        </w:rPr>
-        <w:t xml:space="preserve">│  [Registrar Socio]  [Agregar Libro]                  │</w:t>
-      </w:r>
-      <w:r>
-        <w:br/>
-      </w:r>
-      <w:r>
-        <w:rPr>
-          <w:rStyle w:val="VerbatimChar"/>
-        </w:rPr>
-        <w:t xml:space="preserve">│  [Realizar Préstamo] [Registrar Devolución]          │</w:t>
-      </w:r>
-      <w:r>
-        <w:br/>
-      </w:r>
-      <w:r>
-        <w:rPr>
-          <w:rStyle w:val="VerbatimChar"/>
-        </w:rPr>
-        <w:t xml:space="preserve">│              └─────────────────────┘                 │</w:t>
-      </w:r>
-      <w:r>
-        <w:br/>
-      </w:r>
-      <w:r>
-        <w:rPr>
-          <w:rStyle w:val="VerbatimChar"/>
-        </w:rPr>
-        <w:t xml:space="preserve">│                                                     │</w:t>
-      </w:r>
-      <w:r>
-        <w:br/>
-      </w:r>
-      <w:r>
-        <w:rPr>
-          <w:rStyle w:val="VerbatimChar"/>
-        </w:rPr>
-        <w:t xml:space="preserve">└─────────────────────────────────────────────────────┘</w:t>
-      </w:r>
-    </w:p>
-    <w:p>
-      <w:pPr>
-        <w:pStyle w:val="FirstParagraph"/>
-      </w:pPr>
-      <w:r>
-        <w:rPr>
-          <w:b/>
-          <w:bCs/>
-        </w:rPr>
         <w:t xml:space="preserve">Pantalla principal</w:t>
       </w:r>
       <w:r>
@@ -1431,7 +1041,7 @@
         <w:t xml:space="preserve">Imagen 1: Pantalla principal del sistema con menú superior y panel de acceso rápido.</w:t>
       </w:r>
     </w:p>
-    <w:bookmarkStart w:id="34" w:name="barra-de-menú"/>
+    <w:bookmarkStart w:id="30" w:name="barra-de-menú"/>
     <w:p>
       <w:pPr>
         <w:pStyle w:val="Heading4"/>
@@ -1841,8 +1451,8 @@
         </w:tc>
       </w:tr>
     </w:tbl>
-    <w:bookmarkEnd w:id="34"/>
-    <w:bookmarkStart w:id="35" w:name="panel-de-acceso-rápido"/>
+    <w:bookmarkEnd w:id="30"/>
+    <w:bookmarkStart w:id="31" w:name="panel-de-acceso-rápido"/>
     <w:p>
       <w:pPr>
         <w:pStyle w:val="Heading4"/>
@@ -1942,9 +1552,9 @@
         </w:pict>
       </w:r>
     </w:p>
-    <w:bookmarkEnd w:id="35"/>
-    <w:bookmarkEnd w:id="36"/>
-    <w:bookmarkStart w:id="39" w:name="gestión-de-socios"/>
+    <w:bookmarkEnd w:id="31"/>
+    <w:bookmarkEnd w:id="32"/>
+    <w:bookmarkStart w:id="35" w:name="gestión-de-socios"/>
     <w:p>
       <w:pPr>
         <w:pStyle w:val="Heading3"/>
@@ -1953,7 +1563,7 @@
         <w:t xml:space="preserve">4.2 Gestión de Socios</w:t>
       </w:r>
     </w:p>
-    <w:bookmarkStart w:id="37" w:name="registrar-un-nuevo-socio"/>
+    <w:bookmarkStart w:id="33" w:name="registrar-un-nuevo-socio"/>
     <w:p>
       <w:pPr>
         <w:pStyle w:val="Heading4"/>
@@ -2483,8 +2093,8 @@
         <w:t xml:space="preserve">Imagen 2: Formulario para registrar un nuevo socio.</w:t>
       </w:r>
     </w:p>
-    <w:bookmarkEnd w:id="37"/>
-    <w:bookmarkStart w:id="38" w:name="listar-socios-registrados"/>
+    <w:bookmarkEnd w:id="33"/>
+    <w:bookmarkStart w:id="34" w:name="listar-socios-registrados"/>
     <w:p>
       <w:pPr>
         <w:pStyle w:val="Heading4"/>
@@ -2583,9 +2193,9 @@
         </w:pict>
       </w:r>
     </w:p>
-    <w:bookmarkEnd w:id="38"/>
-    <w:bookmarkEnd w:id="39"/>
-    <w:bookmarkStart w:id="42" w:name="gestión-de-libros"/>
+    <w:bookmarkEnd w:id="34"/>
+    <w:bookmarkEnd w:id="35"/>
+    <w:bookmarkStart w:id="38" w:name="gestión-de-libros"/>
     <w:p>
       <w:pPr>
         <w:pStyle w:val="Heading3"/>
@@ -2594,7 +2204,7 @@
         <w:t xml:space="preserve">4.3 Gestión de Libros</w:t>
       </w:r>
     </w:p>
-    <w:bookmarkStart w:id="40" w:name="agregar-un-nuevo-libro"/>
+    <w:bookmarkStart w:id="36" w:name="agregar-un-nuevo-libro"/>
     <w:p>
       <w:pPr>
         <w:pStyle w:val="Heading4"/>
@@ -3051,8 +2661,8 @@
         <w:t xml:space="preserve">Imagen 4: Formulario para agregar un nuevo libro al catálogo.</w:t>
       </w:r>
     </w:p>
-    <w:bookmarkEnd w:id="40"/>
-    <w:bookmarkStart w:id="41" w:name="ver-catálogo-de-libros"/>
+    <w:bookmarkEnd w:id="36"/>
+    <w:bookmarkStart w:id="37" w:name="ver-catálogo-de-libros"/>
     <w:p>
       <w:pPr>
         <w:pStyle w:val="Heading4"/>
@@ -3169,9 +2779,9 @@
         </w:pict>
       </w:r>
     </w:p>
-    <w:bookmarkEnd w:id="41"/>
-    <w:bookmarkEnd w:id="42"/>
-    <w:bookmarkStart w:id="46" w:name="préstamos-y-devoluciones"/>
+    <w:bookmarkEnd w:id="37"/>
+    <w:bookmarkEnd w:id="38"/>
+    <w:bookmarkStart w:id="42" w:name="préstamos-y-devoluciones"/>
     <w:p>
       <w:pPr>
         <w:pStyle w:val="Heading3"/>
@@ -3180,7 +2790,7 @@
         <w:t xml:space="preserve">4.4 Préstamos y Devoluciones</w:t>
       </w:r>
     </w:p>
-    <w:bookmarkStart w:id="43" w:name="realizar-un-préstamo"/>
+    <w:bookmarkStart w:id="39" w:name="realizar-un-préstamo"/>
     <w:p>
       <w:pPr>
         <w:pStyle w:val="Heading4"/>
@@ -3431,8 +3041,8 @@
         <w:t xml:space="preserve">Imagen 6: Formulario para registrar un préstamo.</w:t>
       </w:r>
     </w:p>
-    <w:bookmarkEnd w:id="43"/>
-    <w:bookmarkStart w:id="44" w:name="registrar-una-devolución"/>
+    <w:bookmarkEnd w:id="39"/>
+    <w:bookmarkStart w:id="40" w:name="registrar-una-devolución"/>
     <w:p>
       <w:pPr>
         <w:pStyle w:val="Heading4"/>
@@ -3622,8 +3232,8 @@
         <w:t xml:space="preserve">El sistema incrementa automáticamente los ejemplares disponibles del libro.</w:t>
       </w:r>
     </w:p>
-    <w:bookmarkEnd w:id="44"/>
-    <w:bookmarkStart w:id="45" w:name="ver-historial-de-préstamos"/>
+    <w:bookmarkEnd w:id="40"/>
+    <w:bookmarkStart w:id="41" w:name="ver-historial-de-préstamos"/>
     <w:p>
       <w:pPr>
         <w:pStyle w:val="Heading4"/>
@@ -3740,9 +3350,9 @@
         </w:pict>
       </w:r>
     </w:p>
-    <w:bookmarkEnd w:id="45"/>
-    <w:bookmarkEnd w:id="46"/>
-    <w:bookmarkStart w:id="49" w:name="reservas"/>
+    <w:bookmarkEnd w:id="41"/>
+    <w:bookmarkEnd w:id="42"/>
+    <w:bookmarkStart w:id="45" w:name="reservas"/>
     <w:p>
       <w:pPr>
         <w:pStyle w:val="Heading3"/>
@@ -3751,7 +3361,7 @@
         <w:t xml:space="preserve">4.5 Reservas</w:t>
       </w:r>
     </w:p>
-    <w:bookmarkStart w:id="47" w:name="crear-una-nueva-reserva"/>
+    <w:bookmarkStart w:id="43" w:name="crear-una-nueva-reserva"/>
     <w:p>
       <w:pPr>
         <w:pStyle w:val="Heading4"/>
@@ -3951,8 +3561,8 @@
         <w:t xml:space="preserve">Imagen 8: Formulario para crear una nueva reserva.</w:t>
       </w:r>
     </w:p>
-    <w:bookmarkEnd w:id="47"/>
-    <w:bookmarkStart w:id="48" w:name="ver-reservas-activas"/>
+    <w:bookmarkEnd w:id="43"/>
+    <w:bookmarkStart w:id="44" w:name="ver-reservas-activas"/>
     <w:p>
       <w:pPr>
         <w:pStyle w:val="Heading4"/>
@@ -4029,10 +3639,10 @@
         </w:pict>
       </w:r>
     </w:p>
-    <w:bookmarkEnd w:id="48"/>
-    <w:bookmarkEnd w:id="49"/>
-    <w:bookmarkEnd w:id="50"/>
-    <w:bookmarkStart w:id="57" w:name="estructura-de-la-base-de-datos"/>
+    <w:bookmarkEnd w:id="44"/>
+    <w:bookmarkEnd w:id="45"/>
+    <w:bookmarkEnd w:id="46"/>
+    <w:bookmarkStart w:id="53" w:name="estructura-de-la-base-de-datos"/>
     <w:p>
       <w:pPr>
         <w:pStyle w:val="Heading2"/>
@@ -4049,7 +3659,7 @@
         <w:t xml:space="preserve">El sistema utiliza SQLite con 4 tablas relacionadas mediante claves foráneas:</w:t>
       </w:r>
     </w:p>
-    <w:bookmarkStart w:id="51" w:name="diagrama-entidad-relación"/>
+    <w:bookmarkStart w:id="47" w:name="diagrama-entidad-relación"/>
     <w:p>
       <w:pPr>
         <w:pStyle w:val="Heading3"/>
@@ -4351,8 +3961,8 @@
         <w:t xml:space="preserve">└──────────────────────────────────────────┘</w:t>
       </w:r>
     </w:p>
-    <w:bookmarkEnd w:id="51"/>
-    <w:bookmarkStart w:id="56" w:name="detalle-de-tablas"/>
+    <w:bookmarkEnd w:id="47"/>
+    <w:bookmarkStart w:id="52" w:name="detalle-de-tablas"/>
     <w:p>
       <w:pPr>
         <w:pStyle w:val="Heading3"/>
@@ -4361,7 +3971,7 @@
         <w:t xml:space="preserve">Detalle de tablas</w:t>
       </w:r>
     </w:p>
-    <w:bookmarkStart w:id="52" w:name="socios"/>
+    <w:bookmarkStart w:id="48" w:name="socios"/>
     <w:p>
       <w:pPr>
         <w:pStyle w:val="Heading4"/>
@@ -4714,8 +4324,8 @@
         </w:tc>
       </w:tr>
     </w:tbl>
-    <w:bookmarkEnd w:id="52"/>
-    <w:bookmarkStart w:id="53" w:name="libros"/>
+    <w:bookmarkEnd w:id="48"/>
+    <w:bookmarkStart w:id="49" w:name="libros"/>
     <w:p>
       <w:pPr>
         <w:pStyle w:val="Heading4"/>
@@ -5045,8 +4655,8 @@
         </w:tc>
       </w:tr>
     </w:tbl>
-    <w:bookmarkEnd w:id="53"/>
-    <w:bookmarkStart w:id="54" w:name="prestamos"/>
+    <w:bookmarkEnd w:id="49"/>
+    <w:bookmarkStart w:id="50" w:name="prestamos"/>
     <w:p>
       <w:pPr>
         <w:pStyle w:val="Heading4"/>
@@ -5299,8 +4909,8 @@
         </w:tc>
       </w:tr>
     </w:tbl>
-    <w:bookmarkEnd w:id="54"/>
-    <w:bookmarkStart w:id="55" w:name="reservas-1"/>
+    <w:bookmarkEnd w:id="50"/>
+    <w:bookmarkStart w:id="51" w:name="reservas-1"/>
     <w:p>
       <w:pPr>
         <w:pStyle w:val="Heading4"/>
@@ -5560,10 +5170,10 @@
         </w:pict>
       </w:r>
     </w:p>
-    <w:bookmarkEnd w:id="55"/>
-    <w:bookmarkEnd w:id="56"/>
-    <w:bookmarkEnd w:id="57"/>
-    <w:bookmarkStart w:id="58" w:name="solución-de-problemas"/>
+    <w:bookmarkEnd w:id="51"/>
+    <w:bookmarkEnd w:id="52"/>
+    <w:bookmarkEnd w:id="53"/>
+    <w:bookmarkStart w:id="54" w:name="solución-de-problemas"/>
     <w:p>
       <w:pPr>
         <w:pStyle w:val="Heading2"/>
@@ -6195,8 +5805,8 @@
         </w:pict>
       </w:r>
     </w:p>
-    <w:bookmarkEnd w:id="58"/>
-    <w:bookmarkStart w:id="59" w:name="preguntas-frecuentes-faq"/>
+    <w:bookmarkEnd w:id="54"/>
+    <w:bookmarkStart w:id="55" w:name="preguntas-frecuentes-faq"/>
     <w:p>
       <w:pPr>
         <w:pStyle w:val="Heading2"/>
@@ -6440,8 +6050,8 @@
         </w:pict>
       </w:r>
     </w:p>
-    <w:bookmarkEnd w:id="59"/>
-    <w:bookmarkStart w:id="60" w:name="contacto-y-soporte"/>
+    <w:bookmarkEnd w:id="55"/>
+    <w:bookmarkStart w:id="56" w:name="contacto-y-soporte"/>
     <w:p>
       <w:pPr>
         <w:pStyle w:val="Heading2"/>
@@ -6503,8 +6113,8 @@
         <w:t xml:space="preserve">20 de julio de 2026</w:t>
       </w:r>
     </w:p>
-    <w:bookmarkEnd w:id="60"/>
-    <w:bookmarkEnd w:id="61"/>
+    <w:bookmarkEnd w:id="56"/>
+    <w:bookmarkEnd w:id="57"/>
     <w:sectPr/>
   </w:body>
 </w:document>
